--- a/hardware/memorie/costuri_memorie.docx
+++ b/hardware/memorie/costuri_memorie.docx
@@ -9,6 +9,34 @@
       </w:pPr>
       <w:r>
         <w:rPr/>
+        <w:t>PERFORMANTA STACK ~ PERFORMANTA DATA SEGMENT &gt; PERFORMANTA HEAP</w:t>
+      </w:r>
+    </w:p>
+    <w:p>
+      <w:pPr>
+        <w:pStyle w:val="Normal"/>
+        <w:rPr>
+          <w:rFonts w:ascii="Aptos Display" w:hAnsi="Aptos Display" w:asciiTheme="majorHAnsi" w:hAnsiTheme="majorHAnsi"/>
+        </w:rPr>
+      </w:pPr>
+      <w:r>
+        <w:rPr>
+          <w:rFonts w:asciiTheme="majorHAnsi" w:hAnsiTheme="majorHAnsi" w:ascii="Aptos Display" w:hAnsi="Aptos Display"/>
+        </w:rPr>
+        <w:t>VARIABILELOR DIN DATA SEGMENT LE ESTE ALOCATA MEMORIE INAINTE SA FIE EXECUTAT MAIN-UL (in memoria virtuala). Acestea sunt incarcate in memoria fizica, de obicei, cand sunt accesate prima data.</w:t>
+      </w:r>
+    </w:p>
+    <w:p>
+      <w:pPr>
+        <w:pStyle w:val="Normal"/>
+        <w:rPr>
+          <w:rFonts w:ascii="Aptos Display" w:hAnsi="Aptos Display" w:asciiTheme="majorHAnsi" w:hAnsiTheme="majorHAnsi"/>
+        </w:rPr>
+      </w:pPr>
+      <w:r>
+        <w:rPr>
+          <w:rFonts w:asciiTheme="majorHAnsi" w:hAnsiTheme="majorHAnsi" w:ascii="Aptos Display" w:hAnsi="Aptos Display"/>
+        </w:rPr>
       </w:r>
     </w:p>
     <w:p>
@@ -117,161 +145,191 @@
         </w:rPr>
       </w:pPr>
       <w:r>
-        <w:rPr/>
-      </w:r>
-    </w:p>
-    <w:p>
-      <w:pPr>
-        <w:pStyle w:val="Normal"/>
-        <w:rPr>
-          <w:rFonts w:ascii="Aptos Display" w:hAnsi="Aptos Display" w:asciiTheme="majorHAnsi" w:hAnsiTheme="majorHAnsi"/>
-        </w:rPr>
-      </w:pPr>
-      <w:r>
-        <w:rPr/>
-      </w:r>
-    </w:p>
-    <w:p>
-      <w:pPr>
-        <w:pStyle w:val="Normal"/>
-        <w:rPr>
-          <w:rFonts w:ascii="Aptos Display" w:hAnsi="Aptos Display" w:asciiTheme="majorHAnsi" w:hAnsiTheme="majorHAnsi"/>
-        </w:rPr>
-      </w:pPr>
-      <w:r>
-        <w:rPr/>
-      </w:r>
-    </w:p>
-    <w:p>
-      <w:pPr>
-        <w:pStyle w:val="Normal"/>
-        <w:rPr>
-          <w:rFonts w:ascii="Aptos Display" w:hAnsi="Aptos Display" w:asciiTheme="majorHAnsi" w:hAnsiTheme="majorHAnsi"/>
-        </w:rPr>
-      </w:pPr>
-      <w:r>
-        <w:rPr/>
-      </w:r>
-    </w:p>
-    <w:p>
-      <w:pPr>
-        <w:pStyle w:val="Normal"/>
-        <w:rPr>
-          <w:rFonts w:ascii="Aptos Display" w:hAnsi="Aptos Display" w:asciiTheme="majorHAnsi" w:hAnsiTheme="majorHAnsi"/>
-        </w:rPr>
-      </w:pPr>
-      <w:r>
-        <w:rPr/>
-      </w:r>
-    </w:p>
-    <w:p>
-      <w:pPr>
-        <w:pStyle w:val="Normal"/>
-        <w:rPr>
-          <w:rFonts w:ascii="Aptos Display" w:hAnsi="Aptos Display" w:asciiTheme="majorHAnsi" w:hAnsiTheme="majorHAnsi"/>
-        </w:rPr>
-      </w:pPr>
-      <w:r>
-        <w:rPr/>
-      </w:r>
-    </w:p>
-    <w:p>
-      <w:pPr>
-        <w:pStyle w:val="Normal"/>
-        <w:rPr>
-          <w:rFonts w:ascii="Aptos Display" w:hAnsi="Aptos Display" w:asciiTheme="majorHAnsi" w:hAnsiTheme="majorHAnsi"/>
-        </w:rPr>
-      </w:pPr>
-      <w:r>
-        <w:rPr/>
-      </w:r>
-    </w:p>
-    <w:p>
-      <w:pPr>
-        <w:pStyle w:val="Normal"/>
-        <w:rPr>
-          <w:rFonts w:ascii="Aptos Display" w:hAnsi="Aptos Display" w:asciiTheme="majorHAnsi" w:hAnsiTheme="majorHAnsi"/>
-        </w:rPr>
-      </w:pPr>
-      <w:r>
-        <w:rPr/>
-      </w:r>
-    </w:p>
-    <w:p>
-      <w:pPr>
-        <w:pStyle w:val="Normal"/>
-        <w:rPr>
-          <w:rFonts w:ascii="Aptos Display" w:hAnsi="Aptos Display" w:asciiTheme="majorHAnsi" w:hAnsiTheme="majorHAnsi"/>
-        </w:rPr>
-      </w:pPr>
-      <w:r>
-        <w:rPr/>
-      </w:r>
-    </w:p>
-    <w:p>
-      <w:pPr>
-        <w:pStyle w:val="Normal"/>
-        <w:rPr>
-          <w:rFonts w:ascii="Aptos Display" w:hAnsi="Aptos Display" w:asciiTheme="majorHAnsi" w:hAnsiTheme="majorHAnsi"/>
-        </w:rPr>
-      </w:pPr>
-      <w:r>
-        <w:rPr/>
-      </w:r>
-    </w:p>
-    <w:p>
-      <w:pPr>
-        <w:pStyle w:val="Normal"/>
-        <w:rPr>
-          <w:rFonts w:ascii="Aptos Display" w:hAnsi="Aptos Display" w:asciiTheme="majorHAnsi" w:hAnsiTheme="majorHAnsi"/>
-        </w:rPr>
-      </w:pPr>
-      <w:r>
-        <w:rPr/>
-      </w:r>
-    </w:p>
-    <w:p>
-      <w:pPr>
-        <w:pStyle w:val="Normal"/>
-        <w:rPr>
-          <w:rFonts w:ascii="Aptos Display" w:hAnsi="Aptos Display" w:asciiTheme="majorHAnsi" w:hAnsiTheme="majorHAnsi"/>
-        </w:rPr>
-      </w:pPr>
-      <w:r>
-        <w:rPr/>
-      </w:r>
-    </w:p>
-    <w:p>
-      <w:pPr>
-        <w:pStyle w:val="Normal"/>
-        <w:rPr>
-          <w:rFonts w:ascii="Aptos Display" w:hAnsi="Aptos Display" w:asciiTheme="majorHAnsi" w:hAnsiTheme="majorHAnsi"/>
-        </w:rPr>
-      </w:pPr>
-      <w:r>
-        <w:rPr/>
-      </w:r>
-    </w:p>
-    <w:p>
-      <w:pPr>
-        <w:pStyle w:val="Normal"/>
-        <w:rPr>
-          <w:rFonts w:ascii="Aptos Display" w:hAnsi="Aptos Display" w:asciiTheme="majorHAnsi" w:hAnsiTheme="majorHAnsi"/>
-        </w:rPr>
-      </w:pPr>
-      <w:r>
-        <w:rPr/>
-      </w:r>
-    </w:p>
-    <w:p>
-      <w:pPr>
-        <w:pStyle w:val="Normal"/>
-        <w:rPr>
-          <w:rFonts w:ascii="Aptos Display" w:hAnsi="Aptos Display" w:asciiTheme="majorHAnsi" w:hAnsiTheme="majorHAnsi"/>
-        </w:rPr>
-      </w:pPr>
-      <w:r>
-        <w:rPr/>
+        <w:rPr>
+          <w:rFonts w:asciiTheme="majorHAnsi" w:hAnsiTheme="majorHAnsi" w:ascii="Aptos Display" w:hAnsi="Aptos Display"/>
+        </w:rPr>
+      </w:r>
+    </w:p>
+    <w:p>
+      <w:pPr>
+        <w:pStyle w:val="Normal"/>
+        <w:rPr>
+          <w:rFonts w:ascii="Aptos Display" w:hAnsi="Aptos Display" w:asciiTheme="majorHAnsi" w:hAnsiTheme="majorHAnsi"/>
+        </w:rPr>
+      </w:pPr>
+      <w:r>
+        <w:rPr>
+          <w:rFonts w:asciiTheme="majorHAnsi" w:hAnsiTheme="majorHAnsi" w:ascii="Aptos Display" w:hAnsi="Aptos Display"/>
+        </w:rPr>
+      </w:r>
+    </w:p>
+    <w:p>
+      <w:pPr>
+        <w:pStyle w:val="Normal"/>
+        <w:rPr>
+          <w:rFonts w:ascii="Aptos Display" w:hAnsi="Aptos Display" w:asciiTheme="majorHAnsi" w:hAnsiTheme="majorHAnsi"/>
+        </w:rPr>
+      </w:pPr>
+      <w:r>
+        <w:rPr>
+          <w:rFonts w:asciiTheme="majorHAnsi" w:hAnsiTheme="majorHAnsi" w:ascii="Aptos Display" w:hAnsi="Aptos Display"/>
+        </w:rPr>
+      </w:r>
+    </w:p>
+    <w:p>
+      <w:pPr>
+        <w:pStyle w:val="Normal"/>
+        <w:rPr>
+          <w:rFonts w:ascii="Aptos Display" w:hAnsi="Aptos Display" w:asciiTheme="majorHAnsi" w:hAnsiTheme="majorHAnsi"/>
+        </w:rPr>
+      </w:pPr>
+      <w:r>
+        <w:rPr>
+          <w:rFonts w:asciiTheme="majorHAnsi" w:hAnsiTheme="majorHAnsi" w:ascii="Aptos Display" w:hAnsi="Aptos Display"/>
+        </w:rPr>
+      </w:r>
+    </w:p>
+    <w:p>
+      <w:pPr>
+        <w:pStyle w:val="Normal"/>
+        <w:rPr>
+          <w:rFonts w:ascii="Aptos Display" w:hAnsi="Aptos Display" w:asciiTheme="majorHAnsi" w:hAnsiTheme="majorHAnsi"/>
+        </w:rPr>
+      </w:pPr>
+      <w:r>
+        <w:rPr>
+          <w:rFonts w:asciiTheme="majorHAnsi" w:hAnsiTheme="majorHAnsi" w:ascii="Aptos Display" w:hAnsi="Aptos Display"/>
+        </w:rPr>
+      </w:r>
+    </w:p>
+    <w:p>
+      <w:pPr>
+        <w:pStyle w:val="Normal"/>
+        <w:rPr>
+          <w:rFonts w:ascii="Aptos Display" w:hAnsi="Aptos Display" w:asciiTheme="majorHAnsi" w:hAnsiTheme="majorHAnsi"/>
+        </w:rPr>
+      </w:pPr>
+      <w:r>
+        <w:rPr>
+          <w:rFonts w:asciiTheme="majorHAnsi" w:hAnsiTheme="majorHAnsi" w:ascii="Aptos Display" w:hAnsi="Aptos Display"/>
+        </w:rPr>
+      </w:r>
+    </w:p>
+    <w:p>
+      <w:pPr>
+        <w:pStyle w:val="Normal"/>
+        <w:rPr>
+          <w:rFonts w:ascii="Aptos Display" w:hAnsi="Aptos Display" w:asciiTheme="majorHAnsi" w:hAnsiTheme="majorHAnsi"/>
+        </w:rPr>
+      </w:pPr>
+      <w:r>
+        <w:rPr>
+          <w:rFonts w:asciiTheme="majorHAnsi" w:hAnsiTheme="majorHAnsi" w:ascii="Aptos Display" w:hAnsi="Aptos Display"/>
+        </w:rPr>
+      </w:r>
+    </w:p>
+    <w:p>
+      <w:pPr>
+        <w:pStyle w:val="Normal"/>
+        <w:rPr>
+          <w:rFonts w:ascii="Aptos Display" w:hAnsi="Aptos Display" w:asciiTheme="majorHAnsi" w:hAnsiTheme="majorHAnsi"/>
+        </w:rPr>
+      </w:pPr>
+      <w:r>
+        <w:rPr>
+          <w:rFonts w:asciiTheme="majorHAnsi" w:hAnsiTheme="majorHAnsi" w:ascii="Aptos Display" w:hAnsi="Aptos Display"/>
+        </w:rPr>
+      </w:r>
+    </w:p>
+    <w:p>
+      <w:pPr>
+        <w:pStyle w:val="Normal"/>
+        <w:rPr>
+          <w:rFonts w:ascii="Aptos Display" w:hAnsi="Aptos Display" w:asciiTheme="majorHAnsi" w:hAnsiTheme="majorHAnsi"/>
+        </w:rPr>
+      </w:pPr>
+      <w:r>
+        <w:rPr>
+          <w:rFonts w:asciiTheme="majorHAnsi" w:hAnsiTheme="majorHAnsi" w:ascii="Aptos Display" w:hAnsi="Aptos Display"/>
+        </w:rPr>
+      </w:r>
+    </w:p>
+    <w:p>
+      <w:pPr>
+        <w:pStyle w:val="Normal"/>
+        <w:rPr>
+          <w:rFonts w:ascii="Aptos Display" w:hAnsi="Aptos Display" w:asciiTheme="majorHAnsi" w:hAnsiTheme="majorHAnsi"/>
+        </w:rPr>
+      </w:pPr>
+      <w:r>
+        <w:rPr>
+          <w:rFonts w:asciiTheme="majorHAnsi" w:hAnsiTheme="majorHAnsi" w:ascii="Aptos Display" w:hAnsi="Aptos Display"/>
+        </w:rPr>
+      </w:r>
+    </w:p>
+    <w:p>
+      <w:pPr>
+        <w:pStyle w:val="Normal"/>
+        <w:rPr>
+          <w:rFonts w:ascii="Aptos Display" w:hAnsi="Aptos Display" w:asciiTheme="majorHAnsi" w:hAnsiTheme="majorHAnsi"/>
+        </w:rPr>
+      </w:pPr>
+      <w:r>
+        <w:rPr>
+          <w:rFonts w:asciiTheme="majorHAnsi" w:hAnsiTheme="majorHAnsi" w:ascii="Aptos Display" w:hAnsi="Aptos Display"/>
+        </w:rPr>
+      </w:r>
+    </w:p>
+    <w:p>
+      <w:pPr>
+        <w:pStyle w:val="Normal"/>
+        <w:rPr>
+          <w:rFonts w:ascii="Aptos Display" w:hAnsi="Aptos Display" w:asciiTheme="majorHAnsi" w:hAnsiTheme="majorHAnsi"/>
+        </w:rPr>
+      </w:pPr>
+      <w:r>
+        <w:rPr>
+          <w:rFonts w:asciiTheme="majorHAnsi" w:hAnsiTheme="majorHAnsi" w:ascii="Aptos Display" w:hAnsi="Aptos Display"/>
+        </w:rPr>
+      </w:r>
+    </w:p>
+    <w:p>
+      <w:pPr>
+        <w:pStyle w:val="Normal"/>
+        <w:rPr>
+          <w:rFonts w:ascii="Aptos Display" w:hAnsi="Aptos Display" w:asciiTheme="majorHAnsi" w:hAnsiTheme="majorHAnsi"/>
+        </w:rPr>
+      </w:pPr>
+      <w:r>
+        <w:rPr>
+          <w:rFonts w:asciiTheme="majorHAnsi" w:hAnsiTheme="majorHAnsi" w:ascii="Aptos Display" w:hAnsi="Aptos Display"/>
+        </w:rPr>
+      </w:r>
+    </w:p>
+    <w:p>
+      <w:pPr>
+        <w:pStyle w:val="Normal"/>
+        <w:rPr>
+          <w:rFonts w:ascii="Aptos Display" w:hAnsi="Aptos Display" w:asciiTheme="majorHAnsi" w:hAnsiTheme="majorHAnsi"/>
+        </w:rPr>
+      </w:pPr>
+      <w:r>
+        <w:rPr>
+          <w:rFonts w:asciiTheme="majorHAnsi" w:hAnsiTheme="majorHAnsi" w:ascii="Aptos Display" w:hAnsi="Aptos Display"/>
+        </w:rPr>
+      </w:r>
+    </w:p>
+    <w:p>
+      <w:pPr>
+        <w:pStyle w:val="Normal"/>
+        <w:rPr>
+          <w:rFonts w:ascii="Aptos Display" w:hAnsi="Aptos Display" w:asciiTheme="majorHAnsi" w:hAnsiTheme="majorHAnsi"/>
+        </w:rPr>
+      </w:pPr>
+      <w:r>
+        <w:rPr>
+          <w:rFonts w:asciiTheme="majorHAnsi" w:hAnsiTheme="majorHAnsi" w:ascii="Aptos Display" w:hAnsi="Aptos Display"/>
+        </w:rPr>
       </w:r>
     </w:p>
     <w:p>
@@ -356,6 +414,7 @@
         <w:rPr>
           <w:rFonts w:asciiTheme="majorHAnsi" w:hAnsiTheme="majorHAnsi" w:ascii="Aptos Display" w:hAnsi="Aptos Display"/>
         </w:rPr>
+        <w:t>(Page fault-ul se face doar daca stack-ul a crescut intre timp)</w:t>
       </w:r>
     </w:p>
     <w:p>
@@ -587,7 +646,19 @@
         <w:rPr>
           <w:rFonts w:ascii="Aptos Display" w:hAnsi="Aptos Display" w:asciiTheme="majorHAnsi" w:hAnsiTheme="majorHAnsi"/>
         </w:rPr>
-        <w:t>Variabilele “static” nu costa sa fie initializate cu “0”, fiindca sunt puse in pagini deja initializate cu 0. Dar costa sa fie aduse in pagini fizice la runtime (cand sunt cerute cum am zis mai jos). Dar costa doar o data.</w:t>
+        <w:t>Variabilele “static” nu costa</w:t>
+      </w:r>
+      <w:r>
+        <w:rPr>
+          <w:rFonts w:ascii="Aptos Display" w:hAnsi="Aptos Display" w:asciiTheme="majorHAnsi" w:hAnsiTheme="majorHAnsi"/>
+        </w:rPr>
+        <w:t xml:space="preserve"> mult</w:t>
+      </w:r>
+      <w:r>
+        <w:rPr>
+          <w:rFonts w:ascii="Aptos Display" w:hAnsi="Aptos Display" w:asciiTheme="majorHAnsi" w:hAnsiTheme="majorHAnsi"/>
+        </w:rPr>
+        <w:t xml:space="preserve"> sa fie initializate cu “0”, fiindca sunt puse in pagini deja initializate cu 0. Dar costa sa fie aduse in pagini fizice la runtime (cand sunt cerute cum am zis mai jos). Dar costa doar o data.</w:t>
       </w:r>
     </w:p>
     <w:p>
@@ -1360,6 +1431,7 @@
     <w:qFormat/>
     <w:pPr>
       <w:widowControl/>
+      <w:suppressAutoHyphens w:val="true"/>
       <w:bidi w:val="0"/>
       <w:spacing w:lineRule="auto" w:line="276" w:before="0" w:after="160"/>
       <w:jc w:val="left"/>

--- a/hardware/memorie/costuri_memorie.docx
+++ b/hardware/memorie/costuri_memorie.docx
@@ -5,10 +5,14 @@
     <w:p>
       <w:pPr>
         <w:pStyle w:val="Normal"/>
-        <w:rPr/>
-      </w:pPr>
-      <w:r>
-        <w:rPr/>
+        <w:rPr>
+          <w:color w:val="FFFF6D"/>
+        </w:rPr>
+      </w:pPr>
+      <w:r>
+        <w:rPr>
+          <w:color w:val="FFFF6D"/>
+        </w:rPr>
         <w:t>PERFORMANTA STACK ~ PERFORMANTA DATA SEGMENT &gt; PERFORMANTA HEAP</w:t>
       </w:r>
     </w:p>
@@ -21,9 +25,16 @@
       </w:pPr>
       <w:r>
         <w:rPr>
-          <w:rFonts w:asciiTheme="majorHAnsi" w:hAnsiTheme="majorHAnsi" w:ascii="Aptos Display" w:hAnsi="Aptos Display"/>
-        </w:rPr>
-        <w:t>VARIABILELOR DIN DATA SEGMENT LE ESTE ALOCATA MEMORIE INAINTE SA FIE EXECUTAT MAIN-UL (in memoria virtuala). Acestea sunt incarcate in memoria fizica, de obicei, cand sunt accesate prima data.</w:t>
+          <w:rFonts w:ascii="Aptos Display" w:hAnsi="Aptos Display" w:asciiTheme="majorHAnsi" w:hAnsiTheme="majorHAnsi"/>
+          <w:color w:val="BF0041"/>
+        </w:rPr>
+        <w:t>VARIABILELOR DIN DATA SEGMENT LE ESTE ALOCATA MEMORIE INAINTE SA FIE EXECUTAT MAIN-UL (in memoria virtuala).</w:t>
+      </w:r>
+      <w:r>
+        <w:rPr>
+          <w:rFonts w:ascii="Aptos Display" w:hAnsi="Aptos Display" w:asciiTheme="majorHAnsi" w:hAnsiTheme="majorHAnsi"/>
+        </w:rPr>
+        <w:t xml:space="preserve"> Acestea sunt incarcate in memoria fizica, de obicei, cand sunt accesate prima data.</w:t>
       </w:r>
     </w:p>
     <w:p>
@@ -106,7 +117,13 @@
         <w:rPr>
           <w:rFonts w:ascii="Aptos Display" w:hAnsi="Aptos Display" w:asciiTheme="majorHAnsi" w:hAnsiTheme="majorHAnsi"/>
         </w:rPr>
-        <w:t>-Daca nu initializez ce am alocat pe heap, nu o sa fie aduse in adresa fizica pana nu le accesez.</w:t>
+        <w:t xml:space="preserve">-Daca nu initializez ce am alocat pe heap, </w:t>
+      </w:r>
+      <w:r>
+        <w:rPr>
+          <w:rFonts w:ascii="Aptos Display" w:hAnsi="Aptos Display" w:asciiTheme="majorHAnsi" w:hAnsiTheme="majorHAnsi"/>
+        </w:rPr>
+        <w:t>nu o sa fie adusa memoria virtuala in memoria fizica pana nu accesez obiectul.</w:t>
       </w:r>
     </w:p>
     <w:p>
@@ -121,20 +138,6 @@
           <w:rFonts w:ascii="Aptos Display" w:hAnsi="Aptos Display" w:asciiTheme="majorHAnsi" w:hAnsiTheme="majorHAnsi"/>
         </w:rPr>
         <w:t>-Daca initializez ce am alocat pe heap, o sa fie aduse in adresa fizica la initializare</w:t>
-      </w:r>
-    </w:p>
-    <w:p>
-      <w:pPr>
-        <w:pStyle w:val="Normal"/>
-        <w:rPr>
-          <w:rFonts w:ascii="Aptos Display" w:hAnsi="Aptos Display" w:asciiTheme="majorHAnsi" w:hAnsiTheme="majorHAnsi"/>
-        </w:rPr>
-      </w:pPr>
-      <w:r>
-        <w:rPr>
-          <w:rFonts w:ascii="Aptos Display" w:hAnsi="Aptos Display" w:asciiTheme="majorHAnsi" w:hAnsiTheme="majorHAnsi"/>
-        </w:rPr>
-        <w:t>-Prima data cand o sa fie aduse in adresa fizica o sa cauzeze page fault</w:t>
       </w:r>
     </w:p>
     <w:p>
@@ -400,20 +403,6 @@
         <w:rPr>
           <w:rFonts w:ascii="Aptos Display" w:hAnsi="Aptos Display" w:asciiTheme="majorHAnsi" w:hAnsiTheme="majorHAnsi"/>
         </w:rPr>
-        <w:t>-Tot se face page fault cand initializez/accesez prima data o variabila de pe stack. Este fix la fel ca cele de pe heap. La fel si la cele statice in sensul asta.</w:t>
-      </w:r>
-    </w:p>
-    <w:p>
-      <w:pPr>
-        <w:pStyle w:val="Normal"/>
-        <w:rPr>
-          <w:rFonts w:ascii="Aptos Display" w:hAnsi="Aptos Display" w:asciiTheme="majorHAnsi" w:hAnsiTheme="majorHAnsi"/>
-        </w:rPr>
-      </w:pPr>
-      <w:r>
-        <w:rPr>
-          <w:rFonts w:asciiTheme="majorHAnsi" w:hAnsiTheme="majorHAnsi" w:ascii="Aptos Display" w:hAnsi="Aptos Display"/>
-        </w:rPr>
         <w:t>(Page fault-ul se face doar daca stack-ul a crescut intre timp)</w:t>
       </w:r>
     </w:p>
@@ -592,129 +581,95 @@
         </w:rPr>
         <w:t>Costuri variabile statice</w:t>
       </w:r>
-    </w:p>
-    <w:p>
-      <w:pPr>
-        <w:pStyle w:val="Normal"/>
-        <w:rPr>
-          <w:rFonts w:ascii="Aptos Display" w:hAnsi="Aptos Display" w:asciiTheme="majorHAnsi" w:hAnsiTheme="majorHAnsi"/>
-        </w:rPr>
-      </w:pPr>
-      <w:r>
-        <w:rPr>
-          <w:rFonts w:ascii="Aptos Display" w:hAnsi="Aptos Display" w:asciiTheme="majorHAnsi" w:hAnsiTheme="majorHAnsi"/>
-        </w:rPr>
-        <w:t>Variabilele “static” sunt alocate o data pe program si sunt puse in “data” (.bss)</w:t>
-      </w:r>
-    </w:p>
-    <w:p>
-      <w:pPr>
-        <w:pStyle w:val="Normal"/>
-        <w:rPr>
-          <w:rFonts w:ascii="Aptos Display" w:hAnsi="Aptos Display" w:asciiTheme="majorHAnsi" w:hAnsiTheme="majorHAnsi"/>
-        </w:rPr>
-      </w:pPr>
-      <w:r>
-        <w:rPr>
-          <w:rFonts w:ascii="Aptos Display" w:hAnsi="Aptos Display" w:asciiTheme="majorHAnsi" w:hAnsiTheme="majorHAnsi"/>
-        </w:rPr>
-        <w:t xml:space="preserve">Variabilele “static” sunt initializate cu 0 init(0, null, etc…) </w:t>
-      </w:r>
-    </w:p>
-    <w:p>
-      <w:pPr>
-        <w:pStyle w:val="Normal"/>
-        <w:rPr>
-          <w:rFonts w:ascii="Aptos Display" w:hAnsi="Aptos Display" w:asciiTheme="majorHAnsi" w:hAnsiTheme="majorHAnsi"/>
-        </w:rPr>
-      </w:pPr>
-      <w:r>
-        <w:rPr>
-          <w:rFonts w:ascii="Aptos Display" w:hAnsi="Aptos Display" w:asciiTheme="majorHAnsi" w:hAnsiTheme="majorHAnsi"/>
-        </w:rPr>
-        <w:t>Variabilele “static” vor fi initializate cu constructorul default daca exista(iar asta o sa coste putin timp).</w:t>
-      </w:r>
-    </w:p>
-    <w:p>
-      <w:pPr>
-        <w:pStyle w:val="Normal"/>
-        <w:rPr>
-          <w:rFonts w:ascii="Aptos Display" w:hAnsi="Aptos Display" w:asciiTheme="majorHAnsi" w:hAnsiTheme="majorHAnsi"/>
-        </w:rPr>
-      </w:pPr>
-      <w:r>
-        <w:rPr>
-          <w:rFonts w:ascii="Aptos Display" w:hAnsi="Aptos Display" w:asciiTheme="majorHAnsi" w:hAnsiTheme="majorHAnsi"/>
-        </w:rPr>
-        <w:t>Variabilele “static” nu costa</w:t>
-      </w:r>
-      <w:r>
-        <w:rPr>
-          <w:rFonts w:ascii="Aptos Display" w:hAnsi="Aptos Display" w:asciiTheme="majorHAnsi" w:hAnsiTheme="majorHAnsi"/>
-        </w:rPr>
-        <w:t xml:space="preserve"> mult</w:t>
-      </w:r>
-      <w:r>
-        <w:rPr>
-          <w:rFonts w:ascii="Aptos Display" w:hAnsi="Aptos Display" w:asciiTheme="majorHAnsi" w:hAnsiTheme="majorHAnsi"/>
-        </w:rPr>
-        <w:t xml:space="preserve"> sa fie initializate cu “0”, fiindca sunt puse in pagini deja initializate cu 0. Dar costa sa fie aduse in pagini fizice la runtime (cand sunt cerute cum am zis mai jos). Dar costa doar o data.</w:t>
-      </w:r>
-    </w:p>
-    <w:p>
-      <w:pPr>
-        <w:pStyle w:val="Normal"/>
-        <w:rPr>
-          <w:rFonts w:ascii="Aptos Black" w:hAnsi="Aptos Black"/>
-        </w:rPr>
-      </w:pPr>
-      <w:r>
-        <w:rPr>
-          <w:rFonts w:ascii="Aptos Black" w:hAnsi="Aptos Black"/>
-        </w:rPr>
-      </w:r>
-    </w:p>
-    <w:p>
-      <w:pPr>
-        <w:pStyle w:val="Normal"/>
-        <w:rPr>
-          <w:rFonts w:ascii="Aptos Black" w:hAnsi="Aptos Black"/>
-        </w:rPr>
-      </w:pPr>
-      <w:r>
-        <w:rPr>
-          <w:rFonts w:ascii="Aptos Black" w:hAnsi="Aptos Black"/>
-        </w:rPr>
-        <w:t>(astea sunt despre variabilele statice)</w:t>
-      </w:r>
-    </w:p>
-    <w:p>
-      <w:pPr>
-        <w:pStyle w:val="Normal"/>
-        <w:rPr>
-          <w:color w:val="C9211E"/>
-        </w:rPr>
-      </w:pPr>
       <w:r>
         <w:rPr>
           <w:rFonts w:ascii="Aptos Black" w:hAnsi="Aptos Black"/>
           <w:color w:val="C9211E"/>
         </w:rPr>
-        <w:t>La compile time:</w:t>
-      </w:r>
-    </w:p>
-    <w:p>
-      <w:pPr>
-        <w:pStyle w:val="Normal"/>
-        <w:rPr>
-          <w:rFonts w:ascii="Aptos Display" w:hAnsi="Aptos Display" w:asciiTheme="majorHAnsi" w:hAnsiTheme="majorHAnsi"/>
-        </w:rPr>
-      </w:pPr>
-      <w:r>
-        <w:rPr>
-          <w:rFonts w:ascii="Aptos Display" w:hAnsi="Aptos Display" w:asciiTheme="majorHAnsi" w:hAnsiTheme="majorHAnsi"/>
-        </w:rPr>
-        <w:t>-Se decide cata memorie trebuie alocata pt variabilele statice din program, ce flaguri ar trebui sa le fie puse(pt initializari daca nu sunt zero init)</w:t>
+        <w:t>/globale</w:t>
+      </w:r>
+    </w:p>
+    <w:p>
+      <w:pPr>
+        <w:pStyle w:val="Normal"/>
+        <w:rPr>
+          <w:rFonts w:ascii="Aptos Display" w:hAnsi="Aptos Display" w:asciiTheme="majorHAnsi" w:hAnsiTheme="majorHAnsi"/>
+        </w:rPr>
+      </w:pPr>
+      <w:r>
+        <w:rPr>
+          <w:rFonts w:ascii="Aptos Display" w:hAnsi="Aptos Display" w:asciiTheme="majorHAnsi" w:hAnsiTheme="majorHAnsi"/>
+        </w:rPr>
+        <w:t>Variabilele “static” sunt alocate o data pe program si sunt puse in “data” (.bss)</w:t>
+      </w:r>
+    </w:p>
+    <w:p>
+      <w:pPr>
+        <w:pStyle w:val="Normal"/>
+        <w:rPr>
+          <w:rFonts w:ascii="Aptos Display" w:hAnsi="Aptos Display" w:asciiTheme="majorHAnsi" w:hAnsiTheme="majorHAnsi"/>
+        </w:rPr>
+      </w:pPr>
+      <w:r>
+        <w:rPr>
+          <w:rFonts w:ascii="Aptos Display" w:hAnsi="Aptos Display" w:asciiTheme="majorHAnsi" w:hAnsiTheme="majorHAnsi"/>
+        </w:rPr>
+        <w:t xml:space="preserve">Variabilele “static” sunt initializate cu 0 init(0, null, etc…) </w:t>
+      </w:r>
+    </w:p>
+    <w:p>
+      <w:pPr>
+        <w:pStyle w:val="Normal"/>
+        <w:rPr>
+          <w:rFonts w:ascii="Aptos Display" w:hAnsi="Aptos Display" w:asciiTheme="majorHAnsi" w:hAnsiTheme="majorHAnsi"/>
+        </w:rPr>
+      </w:pPr>
+      <w:r>
+        <w:rPr>
+          <w:rFonts w:ascii="Aptos Display" w:hAnsi="Aptos Display" w:asciiTheme="majorHAnsi" w:hAnsiTheme="majorHAnsi"/>
+        </w:rPr>
+        <w:t>Variabilele “static” vor fi initializate cu constructorul default daca exista(iar asta o sa coste putin timp).</w:t>
+      </w:r>
+    </w:p>
+    <w:p>
+      <w:pPr>
+        <w:pStyle w:val="Normal"/>
+        <w:rPr>
+          <w:rFonts w:ascii="Aptos Display" w:hAnsi="Aptos Display" w:asciiTheme="majorHAnsi" w:hAnsiTheme="majorHAnsi"/>
+        </w:rPr>
+      </w:pPr>
+      <w:r>
+        <w:rPr>
+          <w:rFonts w:ascii="Aptos Display" w:hAnsi="Aptos Display" w:asciiTheme="majorHAnsi" w:hAnsiTheme="majorHAnsi"/>
+        </w:rPr>
+        <w:t>Variabilele “static” nu costa mult sa fie initializate cu “0”, fiindca sunt puse in pagini deja initializate cu 0. Dar costa sa fie aduse in pagini fizice la runtime (cand sunt cerute cum am zis mai jos). Dar costa doar o data.</w:t>
+      </w:r>
+    </w:p>
+    <w:p>
+      <w:pPr>
+        <w:pStyle w:val="Normal"/>
+        <w:rPr>
+          <w:rFonts w:ascii="Aptos Black" w:hAnsi="Aptos Black"/>
+        </w:rPr>
+      </w:pPr>
+      <w:r>
+        <w:rPr>
+          <w:rFonts w:ascii="Aptos Black" w:hAnsi="Aptos Black"/>
+        </w:rPr>
+      </w:r>
+    </w:p>
+    <w:p>
+      <w:pPr>
+        <w:pStyle w:val="Normal"/>
+        <w:rPr>
+          <w:rFonts w:ascii="Aptos Black" w:hAnsi="Aptos Black"/>
+        </w:rPr>
+      </w:pPr>
+      <w:r>
+        <w:rPr>
+          <w:rFonts w:ascii="Aptos Black" w:hAnsi="Aptos Black"/>
+        </w:rPr>
+        <w:t>(astea sunt despre variabilele statice)</w:t>
       </w:r>
     </w:p>
     <w:p>
@@ -729,21 +684,21 @@
           <w:rFonts w:ascii="Aptos Black" w:hAnsi="Aptos Black"/>
           <w:color w:val="C9211E"/>
         </w:rPr>
-        <w:t>Loader &amp; linker:</w:t>
-      </w:r>
-    </w:p>
-    <w:p>
-      <w:pPr>
-        <w:pStyle w:val="Normal"/>
-        <w:rPr>
-          <w:rFonts w:ascii="Aptos Display" w:hAnsi="Aptos Display" w:asciiTheme="majorHAnsi" w:hAnsiTheme="majorHAnsi"/>
-        </w:rPr>
-      </w:pPr>
-      <w:r>
-        <w:rPr>
-          <w:rFonts w:ascii="Aptos Display" w:hAnsi="Aptos Display" w:asciiTheme="majorHAnsi" w:hAnsiTheme="majorHAnsi"/>
-        </w:rPr>
-        <w:t>Mapeaza paginile virtuale peste memorie zero si pun flagurile(conform initializarilor)</w:t>
+        <w:t>La compile time:</w:t>
+      </w:r>
+    </w:p>
+    <w:p>
+      <w:pPr>
+        <w:pStyle w:val="Normal"/>
+        <w:rPr>
+          <w:rFonts w:ascii="Aptos Display" w:hAnsi="Aptos Display" w:asciiTheme="majorHAnsi" w:hAnsiTheme="majorHAnsi"/>
+        </w:rPr>
+      </w:pPr>
+      <w:r>
+        <w:rPr>
+          <w:rFonts w:ascii="Aptos Display" w:hAnsi="Aptos Display" w:asciiTheme="majorHAnsi" w:hAnsiTheme="majorHAnsi"/>
+        </w:rPr>
+        <w:t>-Se decide cata memorie trebuie alocata pt variabilele statice din program, ce flaguri ar trebui sa le fie puse(pt initializari daca nu sunt zero init)</w:t>
       </w:r>
     </w:p>
     <w:p>
@@ -758,6 +713,35 @@
           <w:rFonts w:ascii="Aptos Black" w:hAnsi="Aptos Black"/>
           <w:color w:val="C9211E"/>
         </w:rPr>
+        <w:t>Loader &amp; linker:</w:t>
+      </w:r>
+    </w:p>
+    <w:p>
+      <w:pPr>
+        <w:pStyle w:val="Normal"/>
+        <w:rPr>
+          <w:rFonts w:ascii="Aptos Display" w:hAnsi="Aptos Display" w:asciiTheme="majorHAnsi" w:hAnsiTheme="majorHAnsi"/>
+        </w:rPr>
+      </w:pPr>
+      <w:r>
+        <w:rPr>
+          <w:rFonts w:ascii="Aptos Display" w:hAnsi="Aptos Display" w:asciiTheme="majorHAnsi" w:hAnsiTheme="majorHAnsi"/>
+        </w:rPr>
+        <w:t>Mapeaza paginile virtuale peste memorie zero si pun flagurile(conform initializarilor)</w:t>
+      </w:r>
+    </w:p>
+    <w:p>
+      <w:pPr>
+        <w:pStyle w:val="Normal"/>
+        <w:rPr>
+          <w:color w:val="C9211E"/>
+        </w:rPr>
+      </w:pPr>
+      <w:r>
+        <w:rPr>
+          <w:rFonts w:ascii="Aptos Black" w:hAnsi="Aptos Black"/>
+          <w:color w:val="C9211E"/>
+        </w:rPr>
         <w:t>Inainte de main:</w:t>
       </w:r>
     </w:p>
@@ -772,21 +756,43 @@
         <w:rPr>
           <w:rFonts w:ascii="Aptos Black" w:hAnsi="Aptos Black"/>
         </w:rPr>
-        <w:t xml:space="preserve">-Acestea sunt puse in adrese virtuale, dar nu sunt aduse in memoria fizice pana nu sunt cerute(folosite) (page fault) (tuturor variabilelor statice le este alocata memorie fizica inainte de main, chiar si celor din functii etc care nu au fost inca folosite) </w:t>
-      </w:r>
-    </w:p>
-    <w:p>
-      <w:pPr>
-        <w:pStyle w:val="Normal"/>
+        <w:t xml:space="preserve">-Acestea sunt puse </w:t>
+      </w:r>
+      <w:r>
         <w:rPr>
           <w:rFonts w:ascii="Aptos Black" w:hAnsi="Aptos Black"/>
         </w:rPr>
-      </w:pPr>
+        <w:t xml:space="preserve">in memoria </w:t>
+      </w:r>
       <w:r>
         <w:rPr>
           <w:rFonts w:ascii="Aptos Black" w:hAnsi="Aptos Black"/>
         </w:rPr>
-        <w:t>Asta face sa apara page fault-uri prima data cand sunt accesate, dar dupa nu mai apare problema asta.</w:t>
+        <w:t>virtual</w:t>
+      </w:r>
+      <w:r>
+        <w:rPr>
+          <w:rFonts w:ascii="Aptos Black" w:hAnsi="Aptos Black"/>
+        </w:rPr>
+        <w:t>a</w:t>
+      </w:r>
+      <w:r>
+        <w:rPr>
+          <w:rFonts w:ascii="Aptos Black" w:hAnsi="Aptos Black"/>
+        </w:rPr>
+        <w:t xml:space="preserve">, dar nu sunt aduse in memoria fizice pana nu sunt cerute(folosite) (tuturor variabilelor statice le este alocata memorie </w:t>
+      </w:r>
+      <w:r>
+        <w:rPr>
+          <w:rFonts w:ascii="Aptos Black" w:hAnsi="Aptos Black"/>
+        </w:rPr>
+        <w:t>virtuala</w:t>
+      </w:r>
+      <w:r>
+        <w:rPr>
+          <w:rFonts w:ascii="Aptos Black" w:hAnsi="Aptos Black"/>
+        </w:rPr>
+        <w:t xml:space="preserve"> inainte de main, chiar si celor din functii etc care nu au fost inca folosite) </w:t>
       </w:r>
     </w:p>
     <w:p>
